--- a/S3/informe-sumativa-3.docx
+++ b/S3/informe-sumativa-3.docx
@@ -573,13 +573,40 @@
             </w:tcMar>
           </w:tcPr>
           <w:p>
-            <w:r>
-              <w:rPr>
-                <w:sz w:val="20"/>
-                <w:szCs w:val="20"/>
-              </w:rPr>
-              <w:t>[Enlace al video: pendiente]</w:t>
-            </w:r>
+            <w:hyperlink r:id="rId8" w:history="1">
+              <w:r>
+                <w:rPr>
+                  <w:rStyle w:val="Hipervnculo"/>
+                  <w:sz w:val="20"/>
+                  <w:szCs w:val="20"/>
+                </w:rPr>
+                <w:t>V</w:t>
+              </w:r>
+              <w:r>
+                <w:rPr>
+                  <w:rStyle w:val="Hipervnculo"/>
+                  <w:sz w:val="20"/>
+                  <w:szCs w:val="20"/>
+                </w:rPr>
+                <w:t>id</w:t>
+              </w:r>
+              <w:r>
+                <w:rPr>
+                  <w:rStyle w:val="Hipervnculo"/>
+                  <w:sz w:val="20"/>
+                  <w:szCs w:val="20"/>
+                </w:rPr>
+                <w:t>e</w:t>
+              </w:r>
+              <w:r>
+                <w:rPr>
+                  <w:rStyle w:val="Hipervnculo"/>
+                  <w:sz w:val="20"/>
+                  <w:szCs w:val="20"/>
+                </w:rPr>
+                <w:t>o</w:t>
+              </w:r>
+            </w:hyperlink>
           </w:p>
         </w:tc>
       </w:tr>
@@ -4298,7 +4325,7 @@
                     <pic:cNvPicPr/>
                   </pic:nvPicPr>
                   <pic:blipFill>
-                    <a:blip r:embed="rId8"/>
+                    <a:blip r:embed="rId9"/>
                     <a:stretch>
                       <a:fillRect/>
                     </a:stretch>
@@ -5342,7 +5369,7 @@
                     <pic:cNvPicPr/>
                   </pic:nvPicPr>
                   <pic:blipFill>
-                    <a:blip r:embed="rId9"/>
+                    <a:blip r:embed="rId10"/>
                     <a:stretch>
                       <a:fillRect/>
                     </a:stretch>
@@ -6429,21 +6456,7 @@
         <w:rPr>
           <w:lang w:val="en-US"/>
         </w:rPr>
-        <w:t xml:space="preserve"> [Conjunto de </w:t>
-      </w:r>
-      <w:proofErr w:type="spellStart"/>
-      <w:r>
-        <w:rPr>
-          <w:lang w:val="en-US"/>
-        </w:rPr>
-        <w:t>datos</w:t>
-      </w:r>
-      <w:proofErr w:type="spellEnd"/>
-      <w:r>
-        <w:rPr>
-          <w:lang w:val="en-US"/>
-        </w:rPr>
-        <w:t>]. Kaggle. https://www.kaggle.com/datasets/dileep070/heart-disease-prediction-using-logistic-regression</w:t>
+        <w:t xml:space="preserve"> [Conjunto de datos]. Kaggle. https://www.kaggle.com/datasets/dileep070/heart-disease-prediction-using-logistic-regression</w:t>
       </w:r>
     </w:p>
     <w:p>
@@ -6753,7 +6766,7 @@
       </w:r>
     </w:p>
     <w:sectPr>
-      <w:footerReference w:type="default" r:id="rId10"/>
+      <w:footerReference w:type="default" r:id="rId11"/>
       <w:pgSz w:w="11906" w:h="16838"/>
       <w:pgMar w:top="1417" w:right="1417" w:bottom="1417" w:left="1417" w:header="708" w:footer="708" w:gutter="0"/>
       <w:cols w:space="720"/>
@@ -7891,6 +7904,30 @@
       <w:ind w:left="440"/>
     </w:pPr>
   </w:style>
+  <w:style w:type="character" w:styleId="Mencinsinresolver">
+    <w:name w:val="Unresolved Mention"/>
+    <w:basedOn w:val="Fuentedeprrafopredeter"/>
+    <w:uiPriority w:val="99"/>
+    <w:semiHidden/>
+    <w:unhideWhenUsed/>
+    <w:rsid w:val="00855E89"/>
+    <w:rPr>
+      <w:color w:val="605E5C"/>
+      <w:shd w:val="clear" w:color="auto" w:fill="E1DFDD"/>
+    </w:rPr>
+  </w:style>
+  <w:style w:type="character" w:styleId="Hipervnculovisitado">
+    <w:name w:val="FollowedHyperlink"/>
+    <w:basedOn w:val="Fuentedeprrafopredeter"/>
+    <w:uiPriority w:val="99"/>
+    <w:semiHidden/>
+    <w:unhideWhenUsed/>
+    <w:rsid w:val="00855E89"/>
+    <w:rPr>
+      <w:color w:val="96607D" w:themeColor="followedHyperlink"/>
+      <w:u w:val="single"/>
+    </w:rPr>
+  </w:style>
 </w:styles>
 </file>
 
